--- a/作业10.docx
+++ b/作业10.docx
@@ -36,14 +36,7 @@
           <w:rFonts w:hint="eastAsia"/>
           <w:highlight w:val="white"/>
         </w:rPr>
-        <w:t>距离判别</w:t>
-      </w:r>
-      <w:r>
-        <w:rPr>
-          <w:rFonts w:hint="eastAsia"/>
-          <w:highlight w:val="white"/>
-        </w:rPr>
-        <w:t>分析</w:t>
+        <w:t>距离判别分析</w:t>
       </w:r>
       <w:r>
         <w:rPr>
@@ -58,14 +51,7 @@
           <w:rFonts w:hint="eastAsia"/>
           <w:highlight w:val="white"/>
         </w:rPr>
-        <w:t>贝叶斯判别</w:t>
-      </w:r>
-      <w:r>
-        <w:rPr>
-          <w:rFonts w:hint="eastAsia"/>
-          <w:highlight w:val="white"/>
-        </w:rPr>
-        <w:t>分析、Fisher判别分析</w:t>
+        <w:t>贝叶斯判别分析、Fisher判别分析</w:t>
       </w:r>
       <w:r>
         <w:rPr>
@@ -80,7 +66,6 @@
         <w:pStyle w:val="a9"/>
         <w:ind w:left="360"/>
         <w:rPr>
-          <w:rFonts w:hint="eastAsia"/>
           <w:highlight w:val="white"/>
         </w:rPr>
       </w:pPr>
@@ -90,14 +75,212 @@
         <w:pStyle w:val="a9"/>
         <w:ind w:left="360"/>
       </w:pPr>
-    </w:p>
-    <w:p>
-      <w:pPr>
-        <w:pStyle w:val="a9"/>
-        <w:ind w:left="360"/>
+      <w:r>
+        <w:t>x = [5.8 2.7 1.8</w:t>
+      </w:r>
+      <w:r>
         <w:rPr>
           <w:rFonts w:hint="eastAsia"/>
         </w:rPr>
+        <w:t xml:space="preserve"> </w:t>
+      </w:r>
+      <w:r>
+        <w:t>0.73</w:t>
+      </w:r>
+    </w:p>
+    <w:p>
+      <w:pPr>
+        <w:pStyle w:val="a9"/>
+        <w:ind w:left="360"/>
+      </w:pPr>
+      <w:r>
+        <w:t xml:space="preserve">    5.6</w:t>
+      </w:r>
+      <w:r>
+        <w:tab/>
+        <w:t>3.1</w:t>
+      </w:r>
+      <w:r>
+        <w:tab/>
+        <w:t>3.8</w:t>
+      </w:r>
+      <w:r>
+        <w:tab/>
+        <w:t>1.8</w:t>
+      </w:r>
+    </w:p>
+    <w:p>
+      <w:pPr>
+        <w:pStyle w:val="a9"/>
+        <w:ind w:left="360"/>
+      </w:pPr>
+      <w:r>
+        <w:t xml:space="preserve">    6.1</w:t>
+      </w:r>
+      <w:r>
+        <w:tab/>
+        <w:t>2.5</w:t>
+      </w:r>
+      <w:r>
+        <w:tab/>
+        <w:t>4.7</w:t>
+      </w:r>
+      <w:r>
+        <w:tab/>
+        <w:t>1.1</w:t>
+      </w:r>
+    </w:p>
+    <w:p>
+      <w:pPr>
+        <w:pStyle w:val="a9"/>
+        <w:ind w:left="360"/>
+      </w:pPr>
+      <w:r>
+        <w:t xml:space="preserve">    6.1</w:t>
+      </w:r>
+      <w:r>
+        <w:tab/>
+        <w:t>2.6</w:t>
+      </w:r>
+      <w:r>
+        <w:tab/>
+        <w:t>5.7</w:t>
+      </w:r>
+      <w:r>
+        <w:tab/>
+        <w:t>1.9</w:t>
+      </w:r>
+    </w:p>
+    <w:p>
+      <w:pPr>
+        <w:pStyle w:val="a9"/>
+        <w:ind w:left="360"/>
+      </w:pPr>
+      <w:r>
+        <w:t xml:space="preserve">    5.1</w:t>
+      </w:r>
+      <w:r>
+        <w:tab/>
+        <w:t>3.1</w:t>
+      </w:r>
+      <w:r>
+        <w:tab/>
+        <w:t>6.5</w:t>
+      </w:r>
+      <w:r>
+        <w:tab/>
+        <w:t>0.62</w:t>
+      </w:r>
+    </w:p>
+    <w:p>
+      <w:pPr>
+        <w:pStyle w:val="a9"/>
+        <w:ind w:left="360"/>
+      </w:pPr>
+      <w:r>
+        <w:t xml:space="preserve">    5.8</w:t>
+      </w:r>
+      <w:r>
+        <w:tab/>
+        <w:t>3.7</w:t>
+      </w:r>
+      <w:r>
+        <w:tab/>
+        <w:t>3.9</w:t>
+      </w:r>
+      <w:r>
+        <w:tab/>
+        <w:t>0.13</w:t>
+      </w:r>
+    </w:p>
+    <w:p>
+      <w:pPr>
+        <w:pStyle w:val="a9"/>
+        <w:ind w:left="360"/>
+      </w:pPr>
+      <w:r>
+        <w:t xml:space="preserve">    5.7</w:t>
+      </w:r>
+      <w:r>
+        <w:tab/>
+        <w:t>2.7</w:t>
+      </w:r>
+      <w:r>
+        <w:tab/>
+        <w:t>1.1</w:t>
+      </w:r>
+      <w:r>
+        <w:tab/>
+        <w:t>0.12</w:t>
+      </w:r>
+    </w:p>
+    <w:p>
+      <w:pPr>
+        <w:pStyle w:val="a9"/>
+        <w:ind w:left="360"/>
+      </w:pPr>
+      <w:r>
+        <w:t xml:space="preserve">    6.4</w:t>
+      </w:r>
+      <w:r>
+        <w:tab/>
+        <w:t>3.2</w:t>
+      </w:r>
+      <w:r>
+        <w:tab/>
+        <w:t>2.4</w:t>
+      </w:r>
+      <w:r>
+        <w:tab/>
+        <w:t>1.6</w:t>
+      </w:r>
+    </w:p>
+    <w:p>
+      <w:pPr>
+        <w:pStyle w:val="a9"/>
+        <w:ind w:left="360"/>
+      </w:pPr>
+      <w:r>
+        <w:t xml:space="preserve">    6.7</w:t>
+      </w:r>
+      <w:r>
+        <w:tab/>
+        <w:t>3</w:t>
+      </w:r>
+      <w:r>
+        <w:tab/>
+        <w:t>1.9</w:t>
+      </w:r>
+      <w:r>
+        <w:tab/>
+        <w:t>1.1</w:t>
+      </w:r>
+    </w:p>
+    <w:p>
+      <w:pPr>
+        <w:pStyle w:val="a9"/>
+        <w:ind w:left="360"/>
+      </w:pPr>
+      <w:r>
+        <w:t xml:space="preserve">    6.8</w:t>
+      </w:r>
+      <w:r>
+        <w:tab/>
+        <w:t>3.5</w:t>
+      </w:r>
+      <w:r>
+        <w:tab/>
+        <w:t>7.9</w:t>
+      </w:r>
+      <w:r>
+        <w:tab/>
+        <w:t>1];</w:t>
+      </w:r>
+    </w:p>
+    <w:p>
+      <w:pPr>
+        <w:pStyle w:val="a9"/>
+        <w:ind w:left="360"/>
       </w:pPr>
     </w:p>
     <w:p>
@@ -107,9 +290,6 @@
           <w:ilvl w:val="0"/>
           <w:numId w:val="1"/>
         </w:numPr>
-        <w:rPr>
-          <w:rFonts w:hint="eastAsia"/>
-        </w:rPr>
       </w:pPr>
       <w:r>
         <w:rPr>
@@ -1113,6 +1293,7 @@
   <w:style w:type="character" w:default="1" w:styleId="a0">
     <w:name w:val="Default Paragraph Font"/>
     <w:uiPriority w:val="1"/>
+    <w:semiHidden/>
     <w:unhideWhenUsed/>
   </w:style>
   <w:style w:type="table" w:default="1" w:styleId="a1">
